--- a/TechReport_updated.docx
+++ b/TechReport_updated.docx
@@ -1525,7 +1525,128 @@
       <w:r>
         <w:t xml:space="preserve"> usage from LINQ.</w:t>
       </w:r>
-    </w:p>
+      <w:r>
+        <w:t xml:space="preserve"> </w:t>
+      </w:r>
+    </w:p>
+    <w:p>
+      <w:r>
+        <w:rPr>
+          <w:b/>
+        </w:rPr>
+        <w:t>Problem 1: Getting the Average Stock LINQ Expression to Return Accurate Results</w:t>
+      </w:r>
+    </w:p>
+    <w:p>
+      <w:r>
+        <w:t xml:space="preserve">The average price was returning slightly off </w:t>
+      </w:r>
+      <w:proofErr w:type="gramStart"/>
+      <w:r>
+        <w:t>values</w:t>
+      </w:r>
+      <w:proofErr w:type="gramEnd"/>
+      <w:r>
+        <w:t xml:space="preserve"> due to decimal precision loss, as stock prices were being generated as </w:t>
+      </w:r>
+      <w:proofErr w:type="gramStart"/>
+      <w:r>
+        <w:t>doubles</w:t>
+      </w:r>
+      <w:proofErr w:type="gramEnd"/>
+      <w:r>
+        <w:t xml:space="preserve"> before being cast to decimal, causing rounding errors in </w:t>
+      </w:r>
+      <w:proofErr w:type="gramStart"/>
+      <w:r>
+        <w:t>the final result</w:t>
+      </w:r>
+      <w:proofErr w:type="gramEnd"/>
+      <w:r>
+        <w:t>.</w:t>
+      </w:r>
+    </w:p>
+    <w:p>
+      <w:r>
+        <w:rPr>
+          <w:b/>
+        </w:rPr>
+        <w:t xml:space="preserve">Solution: </w:t>
+      </w:r>
+      <w:r>
+        <w:t xml:space="preserve">I ensured stock prices were cast to decimal at the point of generation in </w:t>
+      </w:r>
+      <w:proofErr w:type="spellStart"/>
+      <w:r>
+        <w:t>StockService</w:t>
+      </w:r>
+      <w:proofErr w:type="spellEnd"/>
+      <w:r>
+        <w:t xml:space="preserve">, keeping the LINQ pipeline type-consistent, and wrapped </w:t>
+      </w:r>
+      <w:proofErr w:type="gramStart"/>
+      <w:r>
+        <w:t>the final result</w:t>
+      </w:r>
+      <w:proofErr w:type="gramEnd"/>
+      <w:r>
+        <w:t xml:space="preserve"> in </w:t>
+      </w:r>
+      <w:proofErr w:type="spellStart"/>
+      <w:r>
+        <w:t>Math.Round</w:t>
+      </w:r>
+      <w:proofErr w:type="spellEnd"/>
+      <w:r>
+        <w:t>(..., 2) for clean output.</w:t>
+      </w:r>
+    </w:p>
+    <w:p>
+      <w:r>
+        <w:rPr>
+          <w:b/>
+        </w:rPr>
+        <w:t>Problem 2: Top Gainers Filter Showing Inconsistent Results Across Refresh Cycles</w:t>
+      </w:r>
+    </w:p>
+    <w:p>
+      <w:proofErr w:type="gramStart"/>
+      <w:r>
+        <w:t>The .Where</w:t>
+      </w:r>
+      <w:proofErr w:type="gramEnd"/>
+      <w:r>
+        <w:t>() filter was including stocks with a 0.00% change as gainers, causing the top gainers list and dashboard ratio to display inaccurate results on certain refresh cycles.</w:t>
+      </w:r>
+    </w:p>
+    <w:p>
+      <w:r>
+        <w:rPr>
+          <w:b/>
+        </w:rPr>
+        <w:t xml:space="preserve">Solution: </w:t>
+      </w:r>
+      <w:r>
+        <w:t xml:space="preserve">I updated the condition from </w:t>
+      </w:r>
+      <w:proofErr w:type="spellStart"/>
+      <w:r>
+        <w:t>ChangePercent</w:t>
+      </w:r>
+      <w:proofErr w:type="spellEnd"/>
+      <w:r>
+        <w:t xml:space="preserve"> &gt;= 0 to </w:t>
+      </w:r>
+      <w:proofErr w:type="spellStart"/>
+      <w:r>
+        <w:t>ChangePercent</w:t>
+      </w:r>
+      <w:proofErr w:type="spellEnd"/>
+      <w:r>
+        <w:t xml:space="preserve"> &gt; 0, which correctly excluded flat performers and made the gainers count accurate across every refresh cycle.</w:t>
+      </w:r>
+    </w:p>
+    <w:p/>
     <w:p>
       <w:pPr>
         <w:pStyle w:val="Heading2"/>
@@ -1550,6 +1671,7 @@
         <w:pStyle w:val="Heading2"/>
       </w:pPr>
       <w:r>
+        <w:lastRenderedPageBreak/>
         <w:t>Team Member 3 – [</w:t>
       </w:r>
       <w:r>
